--- a/Approval/ApprovalDocument.docx
+++ b/Approval/ApprovalDocument.docx
@@ -1,120 +1,564 @@
 
 <file path=word/document.xml><?xml version="1.0" encoding="utf-8"?>
-<w:document xmlns:wpc="http://schemas.microsoft.com/office/word/2010/wordprocessingCanvas" xmlns:mc="http://schemas.openxmlformats.org/markup-compatibility/2006" xmlns:o="urn:schemas-microsoft-com:office:office" xmlns:r="http://schemas.openxmlformats.org/officeDocument/2006/relationships" xmlns:m="http://schemas.openxmlformats.org/officeDocument/2006/math" xmlns:v="urn:schemas-microsoft-com:vml" xmlns:wp14="http://schemas.microsoft.com/office/word/2010/wordprocessingDrawing" xmlns:wp="http://schemas.openxmlformats.org/drawingml/2006/wordprocessingDrawing" xmlns:w10="urn:schemas-microsoft-com:office:word" xmlns:w="http://schemas.openxmlformats.org/wordprocessingml/2006/main" xmlns:w14="http://schemas.microsoft.com/office/word/2010/wordml" xmlns:w15="http://schemas.microsoft.com/office/word/2012/wordml" xmlns:wpg="http://schemas.microsoft.com/office/word/2010/wordprocessingGroup" xmlns:wpi="http://schemas.microsoft.com/office/word/2010/wordprocessingInk" xmlns:wne="http://schemas.microsoft.com/office/word/2006/wordml" xmlns:wps="http://schemas.microsoft.com/office/word/2010/wordprocessingShape" xmlns:w16se="http://schemas.microsoft.com/office/word/2015/wordml/symex" xmlns:w16cid="http://schemas.microsoft.com/office/word/2016/wordml/cid" xmlns:w16="http://schemas.microsoft.com/office/word/2018/wordml" xmlns:w16cex="http://schemas.microsoft.com/office/word/2018/wordml/cex" xmlns:w16sdtdh="http://schemas.microsoft.com/office/word/2020/wordml/sdtdatahash" xmlns:w16sdtfl="http://schemas.microsoft.com/office/word/2024/wordml/sdtformatlock" mc:Ignorable="w14 w15 wp14 w16se w16cid w16 w16cex w16sdtdh w16sdtfl">
+<w:document xmlns:wpc="http://schemas.microsoft.com/office/word/2010/wordprocessingCanvas" xmlns:cx="http://schemas.microsoft.com/office/drawing/2014/chartex" xmlns:cx1="http://schemas.microsoft.com/office/drawing/2015/9/8/chartex" xmlns:cx2="http://schemas.microsoft.com/office/drawing/2015/10/21/chartex" xmlns:cx3="http://schemas.microsoft.com/office/drawing/2016/5/9/chartex" xmlns:cx4="http://schemas.microsoft.com/office/drawing/2016/5/10/chartex" xmlns:cx5="http://schemas.microsoft.com/office/drawing/2016/5/11/chartex" xmlns:cx6="http://schemas.microsoft.com/office/drawing/2016/5/12/chartex" xmlns:cx7="http://schemas.microsoft.com/office/drawing/2016/5/13/chartex" xmlns:cx8="http://schemas.microsoft.com/office/drawing/2016/5/14/chartex" xmlns:mc="http://schemas.openxmlformats.org/markup-compatibility/2006" xmlns:aink="http://schemas.microsoft.com/office/drawing/2016/ink" xmlns:am3d="http://schemas.microsoft.com/office/drawing/2017/model3d" xmlns:o="urn:schemas-microsoft-com:office:office" xmlns:oel="http://schemas.microsoft.com/office/2019/extlst" xmlns:r="http://schemas.openxmlformats.org/officeDocument/2006/relationships" xmlns:m="http://schemas.openxmlformats.org/officeDocument/2006/math" xmlns:v="urn:schemas-microsoft-com:vml" xmlns:wp14="http://schemas.microsoft.com/office/word/2010/wordprocessingDrawing" xmlns:wp="http://schemas.openxmlformats.org/drawingml/2006/wordprocessingDrawing" xmlns:w10="urn:schemas-microsoft-com:office:word" xmlns:w="http://schemas.openxmlformats.org/wordprocessingml/2006/main" xmlns:w14="http://schemas.microsoft.com/office/word/2010/wordml" xmlns:w15="http://schemas.microsoft.com/office/word/2012/wordml" xmlns:w16cex="http://schemas.microsoft.com/office/word/2018/wordml/cex" xmlns:w16cid="http://schemas.microsoft.com/office/word/2016/wordml/cid" xmlns:w16="http://schemas.microsoft.com/office/word/2018/wordml" xmlns:w16du="http://schemas.microsoft.com/office/word/2023/wordml/word16du" xmlns:w16sdtdh="http://schemas.microsoft.com/office/word/2020/wordml/sdtdatahash" xmlns:w16sdtfl="http://schemas.microsoft.com/office/word/2024/wordml/sdtformatlock" xmlns:w16se="http://schemas.microsoft.com/office/word/2015/wordml/symex" xmlns:wpg="http://schemas.microsoft.com/office/word/2010/wordprocessingGroup" xmlns:wpi="http://schemas.microsoft.com/office/word/2010/wordprocessingInk" xmlns:wne="http://schemas.microsoft.com/office/word/2006/wordml" xmlns:wps="http://schemas.microsoft.com/office/word/2010/wordprocessingShape" mc:Ignorable="w14 w15 w16se w16cid w16 w16cex w16sdtdh w16sdtfl w16du wp14">
+  <w:background w:color="C8E1EF"/>
   <w:body>
     <w:p>
       <w:pPr>
-        <w:rPr>
-          <w:b w:val="1"/>
-          <w:bCs w:val="1"/>
-          <w:color w:val="000000" w:themeColor="text1" w:themeTint="FF" w:themeShade="FF"/>
+        <w:jc w:val="center"/>
+        <w:rPr>
+          <w:rFonts w:ascii="ADLaM Display" w:hAnsi="ADLaM Display" w:cs="ADLaM Display"/>
+          <w:b/>
+          <w:bCs/>
+          <w:color w:val="215E99" w:themeColor="text2" w:themeTint="BF"/>
           <w:sz w:val="48"/>
           <w:szCs w:val="48"/>
         </w:rPr>
       </w:pPr>
       <w:r>
         <w:rPr>
-          <w:b w:val="1"/>
-          <w:bCs w:val="1"/>
-          <w:color w:val="000000" w:themeColor="text1" w:themeTint="FF" w:themeShade="FF"/>
+          <w:rFonts w:ascii="ADLaM Display" w:hAnsi="ADLaM Display" w:cs="ADLaM Display"/>
+          <w:b/>
+          <w:bCs/>
+          <w:color w:val="215E99" w:themeColor="text2" w:themeTint="BF"/>
           <w:sz w:val="48"/>
           <w:szCs w:val="48"/>
         </w:rPr>
         <w:t>ODT Summative 2</w:t>
       </w:r>
     </w:p>
-    <w:p xmlns:wp14="http://schemas.microsoft.com/office/word/2010/wordml" wp14:paraId="2C078E63" wp14:textId="0C858288">
-      <w:pPr>
-        <w:rPr>
-          <w:b w:val="1"/>
-          <w:bCs w:val="1"/>
-          <w:color w:val="0070C0"/>
-          <w:sz w:val="40"/>
-          <w:szCs w:val="40"/>
-        </w:rPr>
-      </w:pPr>
-      <w:r>
-        <w:rPr>
-          <w:b w:val="1"/>
-          <w:bCs w:val="1"/>
-          <w:color w:val="0070C0"/>
-          <w:sz w:val="36"/>
-          <w:szCs w:val="36"/>
-        </w:rPr>
-        <w:t xml:space="preserve">Idea </w:t>
-      </w:r>
-      <w:r>
-        <w:rPr>
-          <w:b w:val="1"/>
-          <w:bCs w:val="1"/>
-          <w:color w:val="0070C0"/>
-          <w:sz w:val="36"/>
-          <w:szCs w:val="36"/>
-        </w:rPr>
-        <w:t>Brief :</w:t>
-      </w:r>
-    </w:p>
-    <w:p/>
-    <w:p/>
-    <w:p/>
-    <w:p/>
     <w:p>
       <w:pPr>
-        <w:rPr>
-          <w:b w:val="1"/>
-          <w:bCs w:val="1"/>
-          <w:color w:val="0070C0"/>
-          <w:sz w:val="36"/>
-          <w:szCs w:val="36"/>
+        <w:spacing w:before="100" w:beforeAutospacing="1" w:after="100" w:afterAutospacing="1" w:line="240" w:lineRule="auto"/>
+        <w:rPr>
+          <w:rFonts w:ascii="Aharoni" w:hAnsi="Aharoni" w:cs="Aharoni"/>
+          <w:b/>
+          <w:bCs/>
+          <w:color w:val="77206D" w:themeColor="accent5" w:themeShade="BF"/>
+          <w:sz w:val="44"/>
+          <w:szCs w:val="44"/>
         </w:rPr>
       </w:pPr>
     </w:p>
     <w:p>
       <w:pPr>
-        <w:rPr>
-          <w:b w:val="1"/>
-          <w:bCs w:val="1"/>
+        <w:spacing w:before="100" w:beforeAutospacing="1" w:after="100" w:afterAutospacing="1" w:line="240" w:lineRule="auto"/>
+        <w:rPr>
+          <w:rFonts w:ascii="Avenir Next" w:eastAsia="Times New Roman" w:hAnsi="Avenir Next" w:cs="Times New Roman"/>
+          <w:color w:val="000000"/>
+          <w:sz w:val="32"/>
+          <w:szCs w:val="32"/>
+          <w:lang w:eastAsia="en-GB"/>
+        </w:rPr>
+      </w:pPr>
+      <w:r>
+        <w:rPr>
+          <w:rFonts w:ascii="Aharoni" w:hAnsi="Aharoni" w:cs="Aharoni" w:hint="cs"/>
+          <w:b/>
+          <w:bCs/>
+          <w:color w:val="215E99" w:themeColor="text2" w:themeTint="BF"/>
+          <w:sz w:val="44"/>
+          <w:szCs w:val="44"/>
+        </w:rPr>
+        <w:t xml:space="preserve">Idea Brief </w:t>
+      </w:r>
+      <w:r>
+        <w:rPr>
+          <w:rFonts w:ascii="Aharoni" w:hAnsi="Aharoni" w:cs="Aharoni" w:hint="cs"/>
+          <w:b/>
+          <w:bCs/>
+          <w:color w:val="77206D" w:themeColor="accent5" w:themeShade="BF"/>
+          <w:sz w:val="44"/>
+          <w:szCs w:val="44"/>
+        </w:rPr>
+        <w:t>:</w:t>
+      </w:r>
+      <w:r>
+        <w:rPr>
+          <w:b/>
+          <w:bCs/>
+          <w:color w:val="77206D" w:themeColor="accent5" w:themeShade="BF"/>
+          <w:sz w:val="36"/>
+          <w:szCs w:val="36"/>
+        </w:rPr>
+        <w:t xml:space="preserve"> </w:t>
+      </w:r>
+      <w:r>
+        <w:rPr>
+          <w:b/>
+          <w:bCs/>
           <w:color w:val="0070C0"/>
           <w:sz w:val="36"/>
           <w:szCs w:val="36"/>
         </w:rPr>
-      </w:pPr>
-      <w:r>
-        <w:rPr>
-          <w:b w:val="1"/>
-          <w:bCs w:val="1"/>
+        <w:br/>
+      </w:r>
+      <w:r>
+        <w:rPr>
+          <w:b/>
+          <w:bCs/>
           <w:color w:val="0070C0"/>
           <w:sz w:val="36"/>
           <w:szCs w:val="36"/>
         </w:rPr>
-        <w:t xml:space="preserve">Basic Idea </w:t>
-      </w:r>
-      <w:r>
-        <w:rPr>
-          <w:b w:val="1"/>
-          <w:bCs w:val="1"/>
-          <w:color w:val="0070C0"/>
-          <w:sz w:val="36"/>
-          <w:szCs w:val="36"/>
-        </w:rPr>
-        <w:t>Sketch :</w:t>
+        <w:br/>
+      </w:r>
+      <w:r>
+        <w:rPr>
+          <w:rFonts w:ascii="Avenir Next" w:eastAsia="Times New Roman" w:hAnsi="Avenir Next" w:cs="Times New Roman"/>
+          <w:color w:val="000000"/>
+          <w:sz w:val="32"/>
+          <w:szCs w:val="32"/>
+          <w:lang w:eastAsia="en-GB"/>
+        </w:rPr>
+        <w:t>This project focuses on creating an engaging, multi sensory experience through the interplay of light, motion, and user interaction. The booth is designed as an interactive, immersive space where light, motion, and user input come together to create a cinematic experience. A rotating setup with multiple arms decorated with CDs, powered by a DC motor and triggered via a push button, reflects and scatters light across the interior. Two Neopixel rings are placed on the angled side panels, directing light toward the rotating structure to enhance the reflections, while a web interface lets users choose colors and moods in real time.</w:t>
       </w:r>
     </w:p>
-    <w:p/>
-    <w:p/>
-    <w:p/>
-    <w:p/>
-    <w:p/>
-    <w:p/>
-    <w:p/>
     <w:p>
       <w:pPr>
-        <w:pStyle w:val="Normal"/>
+        <w:spacing w:before="100" w:beforeAutospacing="1" w:after="100" w:afterAutospacing="1" w:line="240" w:lineRule="auto"/>
+        <w:rPr>
+          <w:rFonts w:ascii="Avenir Next" w:eastAsia="Times New Roman" w:hAnsi="Avenir Next" w:cs="Times New Roman"/>
+          <w:color w:val="000000"/>
+          <w:sz w:val="32"/>
+          <w:szCs w:val="32"/>
+          <w:lang w:eastAsia="en-GB"/>
+        </w:rPr>
+      </w:pPr>
+      <w:r>
+        <w:rPr>
+          <w:rFonts w:ascii="Avenir Next" w:eastAsia="Times New Roman" w:hAnsi="Avenir Next" w:cs="Times New Roman"/>
+          <w:color w:val="000000"/>
+          <w:sz w:val="32"/>
+          <w:szCs w:val="32"/>
+          <w:lang w:eastAsia="en-GB"/>
+        </w:rPr>
+        <w:t>To add interaction, there is a simple prop, a gun prop with a trigger that plays a short ‘pew pew’ sound using a buzzer. Together, these elements create a playful and visually dynamic environment inspired by Dhurandhar.</w:t>
+      </w:r>
+      <w:r>
+        <w:rPr>
+          <w:rFonts w:ascii="Avenir Next" w:eastAsia="Times New Roman" w:hAnsi="Avenir Next" w:cs="Times New Roman"/>
+          <w:color w:val="000000"/>
+          <w:sz w:val="32"/>
+          <w:szCs w:val="32"/>
+          <w:lang w:eastAsia="en-GB"/>
+        </w:rPr>
+        <w:br/>
+      </w:r>
+      <w:r>
+        <w:rPr>
+          <w:rFonts w:ascii="Avenir Next" w:eastAsia="Times New Roman" w:hAnsi="Avenir Next" w:cs="Times New Roman"/>
+          <w:color w:val="000000"/>
+          <w:sz w:val="32"/>
+          <w:szCs w:val="32"/>
+          <w:lang w:eastAsia="en-GB"/>
+        </w:rPr>
+        <w:br/>
+      </w:r>
+      <w:r>
+        <w:rPr>
+          <w:rFonts w:ascii="Avenir Next" w:hAnsi="Avenir Next"/>
+          <w:color w:val="000000"/>
+          <w:sz w:val="32"/>
+          <w:szCs w:val="32"/>
+        </w:rPr>
+        <w:t>The initial concept faced challenges due to improper weight distribution and technical as well as mechanical failures in component integration. These limitations led to instability in the system, prompting a redesign. The final concept was therefore developed as a refined solution, focusing on improved structural balance, reliable component performance, and smoother overall functionality</w:t>
+      </w:r>
+    </w:p>
+    <w:p>
+      <w:pPr>
+        <w:rPr>
+          <w:rFonts w:ascii="Avenir Next" w:hAnsi="Avenir Next"/>
+          <w:b/>
+          <w:bCs/>
+          <w:color w:val="0070C0"/>
+          <w:sz w:val="32"/>
+          <w:szCs w:val="32"/>
+        </w:rPr>
       </w:pPr>
     </w:p>
+    <w:p>
+      <w:pPr>
+        <w:rPr>
+          <w:rFonts w:ascii="Aharoni" w:hAnsi="Aharoni" w:cs="Aharoni"/>
+          <w:b/>
+          <w:bCs/>
+          <w:color w:val="77206D" w:themeColor="accent5" w:themeShade="BF"/>
+          <w:sz w:val="44"/>
+          <w:szCs w:val="44"/>
+        </w:rPr>
+      </w:pPr>
+    </w:p>
+    <w:p>
+      <w:pPr>
+        <w:rPr>
+          <w:b/>
+          <w:bCs/>
+          <w:color w:val="215E99" w:themeColor="text2" w:themeTint="BF"/>
+          <w:sz w:val="44"/>
+          <w:szCs w:val="44"/>
+        </w:rPr>
+      </w:pPr>
+      <w:r>
+        <w:rPr>
+          <w:rFonts w:ascii="Aharoni" w:hAnsi="Aharoni" w:cs="Aharoni" w:hint="cs"/>
+          <w:b/>
+          <w:bCs/>
+          <w:color w:val="215E99" w:themeColor="text2" w:themeTint="BF"/>
+          <w:sz w:val="44"/>
+          <w:szCs w:val="44"/>
+        </w:rPr>
+        <w:lastRenderedPageBreak/>
+        <w:t>Basic Idea Sketch</w:t>
+      </w:r>
+      <w:r>
+        <w:rPr>
+          <w:b/>
+          <w:bCs/>
+          <w:color w:val="215E99" w:themeColor="text2" w:themeTint="BF"/>
+          <w:sz w:val="44"/>
+          <w:szCs w:val="44"/>
+        </w:rPr>
+        <w:t xml:space="preserve"> :</w:t>
+      </w:r>
+    </w:p>
+    <w:p>
+      <w:pPr>
+        <w:jc w:val="right"/>
+      </w:pPr>
+      <w:r>
+        <w:rPr>
+          <w:noProof/>
+        </w:rPr>
+        <w:drawing>
+          <wp:anchor distT="0" distB="0" distL="114300" distR="114300" simplePos="0" relativeHeight="251659264" behindDoc="0" locked="0" layoutInCell="1" allowOverlap="1" wp14:anchorId="7634C997" wp14:editId="1C14ED8D">
+            <wp:simplePos x="0" y="0"/>
+            <wp:positionH relativeFrom="column">
+              <wp:posOffset>-124178</wp:posOffset>
+            </wp:positionH>
+            <wp:positionV relativeFrom="paragraph">
+              <wp:posOffset>150613</wp:posOffset>
+            </wp:positionV>
+            <wp:extent cx="2823774" cy="4114234"/>
+            <wp:effectExtent l="0" t="0" r="0" b="635"/>
+            <wp:wrapNone/>
+            <wp:docPr id="1761211959" name="Picture 1"/>
+            <wp:cNvGraphicFramePr>
+              <a:graphicFrameLocks xmlns:a="http://schemas.openxmlformats.org/drawingml/2006/main" noChangeAspect="1"/>
+            </wp:cNvGraphicFramePr>
+            <a:graphic xmlns:a="http://schemas.openxmlformats.org/drawingml/2006/main">
+              <a:graphicData uri="http://schemas.openxmlformats.org/drawingml/2006/picture">
+                <pic:pic xmlns:pic="http://schemas.openxmlformats.org/drawingml/2006/picture">
+                  <pic:nvPicPr>
+                    <pic:cNvPr id="1761211959" name=""/>
+                    <pic:cNvPicPr/>
+                  </pic:nvPicPr>
+                  <pic:blipFill>
+                    <a:blip r:embed="rId7" cstate="print">
+                      <a:extLst>
+                        <a:ext uri="{28A0092B-C50C-407E-A947-70E740481C1C}">
+                          <a14:useLocalDpi xmlns:a14="http://schemas.microsoft.com/office/drawing/2010/main" val="0"/>
+                        </a:ext>
+                      </a:extLst>
+                    </a:blip>
+                    <a:stretch>
+                      <a:fillRect/>
+                    </a:stretch>
+                  </pic:blipFill>
+                  <pic:spPr>
+                    <a:xfrm>
+                      <a:off x="0" y="0"/>
+                      <a:ext cx="2823774" cy="4114234"/>
+                    </a:xfrm>
+                    <a:prstGeom prst="rect">
+                      <a:avLst/>
+                    </a:prstGeom>
+                  </pic:spPr>
+                </pic:pic>
+              </a:graphicData>
+            </a:graphic>
+            <wp14:sizeRelH relativeFrom="page">
+              <wp14:pctWidth>0</wp14:pctWidth>
+            </wp14:sizeRelH>
+            <wp14:sizeRelV relativeFrom="page">
+              <wp14:pctHeight>0</wp14:pctHeight>
+            </wp14:sizeRelV>
+          </wp:anchor>
+        </w:drawing>
+      </w:r>
+      <w:r>
+        <w:rPr>
+          <w:noProof/>
+        </w:rPr>
+        <w:drawing>
+          <wp:anchor distT="0" distB="0" distL="114300" distR="114300" simplePos="0" relativeHeight="251658240" behindDoc="0" locked="0" layoutInCell="1" allowOverlap="1" wp14:anchorId="3CCEFAA5" wp14:editId="007ED097">
+            <wp:simplePos x="0" y="0"/>
+            <wp:positionH relativeFrom="column">
+              <wp:posOffset>3190099</wp:posOffset>
+            </wp:positionH>
+            <wp:positionV relativeFrom="paragraph">
+              <wp:posOffset>149225</wp:posOffset>
+            </wp:positionV>
+            <wp:extent cx="2917905" cy="4086578"/>
+            <wp:effectExtent l="0" t="0" r="3175" b="3175"/>
+            <wp:wrapNone/>
+            <wp:docPr id="39038320" name="Picture 1" descr="A sketch of an object and an object&#10;&#10;AI-generated content may be incorrect."/>
+            <wp:cNvGraphicFramePr>
+              <a:graphicFrameLocks xmlns:a="http://schemas.openxmlformats.org/drawingml/2006/main" noChangeAspect="1"/>
+            </wp:cNvGraphicFramePr>
+            <a:graphic xmlns:a="http://schemas.openxmlformats.org/drawingml/2006/main">
+              <a:graphicData uri="http://schemas.openxmlformats.org/drawingml/2006/picture">
+                <pic:pic xmlns:pic="http://schemas.openxmlformats.org/drawingml/2006/picture">
+                  <pic:nvPicPr>
+                    <pic:cNvPr id="39038320" name="Picture 1" descr="A sketch of an object and an object&#10;&#10;AI-generated content may be incorrect."/>
+                    <pic:cNvPicPr/>
+                  </pic:nvPicPr>
+                  <pic:blipFill>
+                    <a:blip r:embed="rId8" cstate="print">
+                      <a:extLst>
+                        <a:ext uri="{28A0092B-C50C-407E-A947-70E740481C1C}">
+                          <a14:useLocalDpi xmlns:a14="http://schemas.microsoft.com/office/drawing/2010/main" val="0"/>
+                        </a:ext>
+                      </a:extLst>
+                    </a:blip>
+                    <a:stretch>
+                      <a:fillRect/>
+                    </a:stretch>
+                  </pic:blipFill>
+                  <pic:spPr>
+                    <a:xfrm>
+                      <a:off x="0" y="0"/>
+                      <a:ext cx="2917905" cy="4086578"/>
+                    </a:xfrm>
+                    <a:prstGeom prst="rect">
+                      <a:avLst/>
+                    </a:prstGeom>
+                  </pic:spPr>
+                </pic:pic>
+              </a:graphicData>
+            </a:graphic>
+            <wp14:sizeRelH relativeFrom="page">
+              <wp14:pctWidth>0</wp14:pctWidth>
+            </wp14:sizeRelH>
+            <wp14:sizeRelV relativeFrom="page">
+              <wp14:pctHeight>0</wp14:pctHeight>
+            </wp14:sizeRelV>
+          </wp:anchor>
+        </w:drawing>
+      </w:r>
+      <w:r>
+        <w:rPr>
+          <w:noProof/>
+        </w:rPr>
+        <w:t xml:space="preserve"> </w:t>
+      </w:r>
+    </w:p>
+    <w:p/>
+    <w:p/>
+    <w:p/>
+    <w:p/>
+    <w:p/>
+    <w:p/>
+    <w:p>
+      <w:r>
+        <w:rPr>
+          <w:noProof/>
+        </w:rPr>
+        <w:drawing>
+          <wp:anchor distT="0" distB="0" distL="114300" distR="114300" simplePos="0" relativeHeight="251660288" behindDoc="0" locked="0" layoutInCell="1" allowOverlap="1" wp14:anchorId="331054AC" wp14:editId="20F5605F">
+            <wp:simplePos x="0" y="0"/>
+            <wp:positionH relativeFrom="column">
+              <wp:posOffset>-123825</wp:posOffset>
+            </wp:positionH>
+            <wp:positionV relativeFrom="paragraph">
+              <wp:posOffset>2609286</wp:posOffset>
+            </wp:positionV>
+            <wp:extent cx="2785152" cy="3296355"/>
+            <wp:effectExtent l="0" t="0" r="0" b="5715"/>
+            <wp:wrapNone/>
+            <wp:docPr id="825391134" name="Picture 1"/>
+            <wp:cNvGraphicFramePr>
+              <a:graphicFrameLocks xmlns:a="http://schemas.openxmlformats.org/drawingml/2006/main" noChangeAspect="1"/>
+            </wp:cNvGraphicFramePr>
+            <a:graphic xmlns:a="http://schemas.openxmlformats.org/drawingml/2006/main">
+              <a:graphicData uri="http://schemas.openxmlformats.org/drawingml/2006/picture">
+                <pic:pic xmlns:pic="http://schemas.openxmlformats.org/drawingml/2006/picture">
+                  <pic:nvPicPr>
+                    <pic:cNvPr id="825391134" name=""/>
+                    <pic:cNvPicPr/>
+                  </pic:nvPicPr>
+                  <pic:blipFill>
+                    <a:blip r:embed="rId9" cstate="print">
+                      <a:extLst>
+                        <a:ext uri="{28A0092B-C50C-407E-A947-70E740481C1C}">
+                          <a14:useLocalDpi xmlns:a14="http://schemas.microsoft.com/office/drawing/2010/main" val="0"/>
+                        </a:ext>
+                      </a:extLst>
+                    </a:blip>
+                    <a:stretch>
+                      <a:fillRect/>
+                    </a:stretch>
+                  </pic:blipFill>
+                  <pic:spPr>
+                    <a:xfrm>
+                      <a:off x="0" y="0"/>
+                      <a:ext cx="2785152" cy="3296355"/>
+                    </a:xfrm>
+                    <a:prstGeom prst="rect">
+                      <a:avLst/>
+                    </a:prstGeom>
+                  </pic:spPr>
+                </pic:pic>
+              </a:graphicData>
+            </a:graphic>
+            <wp14:sizeRelH relativeFrom="page">
+              <wp14:pctWidth>0</wp14:pctWidth>
+            </wp14:sizeRelH>
+            <wp14:sizeRelV relativeFrom="page">
+              <wp14:pctHeight>0</wp14:pctHeight>
+            </wp14:sizeRelV>
+          </wp:anchor>
+        </w:drawing>
+      </w:r>
+      <w:r>
+        <w:t xml:space="preserve"> </w:t>
+      </w:r>
+    </w:p>
+    <w:p/>
+    <w:p/>
+    <w:p/>
+    <w:p/>
+    <w:p/>
+    <w:p/>
+    <w:p/>
+    <w:p/>
+    <w:p/>
+    <w:p/>
+    <w:p/>
+    <w:p/>
+    <w:p/>
+    <w:p>
+      <w:r>
+        <w:t>interactive photo booth  humanintercative</w:t>
+      </w:r>
+    </w:p>
+    <w:p>
+      <w:pPr>
+        <w:tabs>
+          <w:tab w:val="left" w:pos="6364"/>
+        </w:tabs>
+        <w:jc w:val="center"/>
+      </w:pPr>
+      <w:r>
+        <w:rPr>
+          <w:noProof/>
+        </w:rPr>
+        <mc:AlternateContent>
+          <mc:Choice Requires="wps">
+            <w:drawing>
+              <wp:anchor distT="0" distB="0" distL="114300" distR="114300" simplePos="0" relativeHeight="251661312" behindDoc="0" locked="0" layoutInCell="1" allowOverlap="1" wp14:anchorId="28E9EEA7" wp14:editId="4786B063">
+                <wp:simplePos x="0" y="0"/>
+                <wp:positionH relativeFrom="column">
+                  <wp:posOffset>257175</wp:posOffset>
+                </wp:positionH>
+                <wp:positionV relativeFrom="paragraph">
+                  <wp:posOffset>476250</wp:posOffset>
+                </wp:positionV>
+                <wp:extent cx="2155825" cy="812800"/>
+                <wp:effectExtent l="0" t="0" r="15875" b="12700"/>
+                <wp:wrapNone/>
+                <wp:docPr id="614172538" name="Rectangle 1"/>
+                <wp:cNvGraphicFramePr/>
+                <a:graphic xmlns:a="http://schemas.openxmlformats.org/drawingml/2006/main">
+                  <a:graphicData uri="http://schemas.microsoft.com/office/word/2010/wordprocessingShape">
+                    <wps:wsp>
+                      <wps:cNvSpPr/>
+                      <wps:spPr>
+                        <a:xfrm>
+                          <a:off x="0" y="0"/>
+                          <a:ext cx="2155825" cy="812800"/>
+                        </a:xfrm>
+                        <a:prstGeom prst="rect">
+                          <a:avLst/>
+                        </a:prstGeom>
+                      </wps:spPr>
+                      <wps:style>
+                        <a:lnRef idx="2">
+                          <a:schemeClr val="accent6"/>
+                        </a:lnRef>
+                        <a:fillRef idx="1">
+                          <a:schemeClr val="lt1"/>
+                        </a:fillRef>
+                        <a:effectRef idx="0">
+                          <a:schemeClr val="accent6"/>
+                        </a:effectRef>
+                        <a:fontRef idx="minor">
+                          <a:schemeClr val="dk1"/>
+                        </a:fontRef>
+                      </wps:style>
+                      <wps:txbx>
+                        <w:txbxContent>
+                          <w:p>
+                            <w:pPr>
+                              <w:jc w:val="center"/>
+                            </w:pPr>
+                            <w:r>
+                              <w:t>Initial concept : human interactive photo booth</w:t>
+                            </w:r>
+                            <w:r>
+                              <w:t xml:space="preserve"> with 360 revolving camera</w:t>
+                            </w:r>
+                          </w:p>
+                        </w:txbxContent>
+                      </wps:txbx>
+                      <wps:bodyPr rot="0" spcFirstLastPara="0" vertOverflow="overflow" horzOverflow="overflow" vert="horz" wrap="square" lIns="91440" tIns="45720" rIns="91440" bIns="45720" numCol="1" spcCol="0" rtlCol="0" fromWordArt="0" anchor="ctr" anchorCtr="0" forceAA="0" compatLnSpc="1">
+                        <a:prstTxWarp prst="textNoShape">
+                          <a:avLst/>
+                        </a:prstTxWarp>
+                        <a:noAutofit/>
+                      </wps:bodyPr>
+                    </wps:wsp>
+                  </a:graphicData>
+                </a:graphic>
+                <wp14:sizeRelV relativeFrom="margin">
+                  <wp14:pctHeight>0</wp14:pctHeight>
+                </wp14:sizeRelV>
+              </wp:anchor>
+            </w:drawing>
+          </mc:Choice>
+          <mc:Fallback>
+            <w:pict>
+              <v:rect w14:anchorId="28E9EEA7" id="Rectangle 1" o:spid="_x0000_s1026" style="position:absolute;left:0;text-align:left;margin-left:20.25pt;margin-top:37.5pt;width:169.75pt;height:64pt;z-index:251661312;visibility:visible;mso-wrap-style:square;mso-height-percent:0;mso-wrap-distance-left:9pt;mso-wrap-distance-top:0;mso-wrap-distance-right:9pt;mso-wrap-distance-bottom:0;mso-position-horizontal:absolute;mso-position-horizontal-relative:text;mso-position-vertical:absolute;mso-position-vertical-relative:text;mso-height-percent:0;mso-height-relative:margin;v-text-anchor:middle" o:gfxdata="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" fillcolor="white [3201]" strokecolor="#4ea72e [3209]" strokeweight="1pt">
+                <v:textbox>
+                  <w:txbxContent>
+                    <w:p>
+                      <w:pPr>
+                        <w:jc w:val="center"/>
+                      </w:pPr>
+                      <w:r>
+                        <w:t>Initial concept : human interactive photo booth</w:t>
+                      </w:r>
+                      <w:r>
+                        <w:t xml:space="preserve"> with 360 revolving camera</w:t>
+                      </w:r>
+                    </w:p>
+                  </w:txbxContent>
+                </v:textbox>
+              </v:rect>
+            </w:pict>
+          </mc:Fallback>
+        </mc:AlternateContent>
+      </w:r>
+    </w:p>
     <w:sectPr>
-      <w:pgSz w:w="12240" w:h="15840" w:orient="portrait"/>
-      <w:pgMar w:top="1440" w:right="1440" w:bottom="1440" w:left="1440" w:header="720" w:footer="720" w:gutter="0"/>
+      <w:headerReference w:type="even" r:id="rId10"/>
+      <w:headerReference w:type="default" r:id="rId11"/>
+      <w:footerReference w:type="even" r:id="rId12"/>
+      <w:footerReference w:type="default" r:id="rId13"/>
+      <w:headerReference w:type="first" r:id="rId14"/>
+      <w:footerReference w:type="first" r:id="rId15"/>
+      <w:pgSz w:w="12240" w:h="15840"/>
+      <w:pgMar w:top="720" w:right="720" w:bottom="720" w:left="720" w:header="720" w:footer="720" w:gutter="0"/>
       <w:cols w:space="720"/>
       <w:docGrid w:linePitch="360"/>
     </w:sectPr>
@@ -122,12 +566,122 @@
 </w:document>
 </file>
 
+<file path=word/endnotes.xml><?xml version="1.0" encoding="utf-8"?>
+<w:endnotes xmlns:wpc="http://schemas.microsoft.com/office/word/2010/wordprocessingCanvas" xmlns:cx="http://schemas.microsoft.com/office/drawing/2014/chartex" xmlns:cx1="http://schemas.microsoft.com/office/drawing/2015/9/8/chartex" xmlns:cx2="http://schemas.microsoft.com/office/drawing/2015/10/21/chartex" xmlns:cx3="http://schemas.microsoft.com/office/drawing/2016/5/9/chartex" xmlns:cx4="http://schemas.microsoft.com/office/drawing/2016/5/10/chartex" xmlns:cx5="http://schemas.microsoft.com/office/drawing/2016/5/11/chartex" xmlns:cx6="http://schemas.microsoft.com/office/drawing/2016/5/12/chartex" xmlns:cx7="http://schemas.microsoft.com/office/drawing/2016/5/13/chartex" xmlns:cx8="http://schemas.microsoft.com/office/drawing/2016/5/14/chartex" xmlns:mc="http://schemas.openxmlformats.org/markup-compatibility/2006" xmlns:aink="http://schemas.microsoft.com/office/drawing/2016/ink" xmlns:am3d="http://schemas.microsoft.com/office/drawing/2017/model3d" xmlns:o="urn:schemas-microsoft-com:office:office" xmlns:oel="http://schemas.microsoft.com/office/2019/extlst" xmlns:r="http://schemas.openxmlformats.org/officeDocument/2006/relationships" xmlns:m="http://schemas.openxmlformats.org/officeDocument/2006/math" xmlns:v="urn:schemas-microsoft-com:vml" xmlns:wp14="http://schemas.microsoft.com/office/word/2010/wordprocessingDrawing" xmlns:wp="http://schemas.openxmlformats.org/drawingml/2006/wordprocessingDrawing" xmlns:w10="urn:schemas-microsoft-com:office:word" xmlns:w="http://schemas.openxmlformats.org/wordprocessingml/2006/main" xmlns:w14="http://schemas.microsoft.com/office/word/2010/wordml" xmlns:w15="http://schemas.microsoft.com/office/word/2012/wordml" xmlns:w16cex="http://schemas.microsoft.com/office/word/2018/wordml/cex" xmlns:w16cid="http://schemas.microsoft.com/office/word/2016/wordml/cid" xmlns:w16="http://schemas.microsoft.com/office/word/2018/wordml" xmlns:w16du="http://schemas.microsoft.com/office/word/2023/wordml/word16du" xmlns:w16sdtdh="http://schemas.microsoft.com/office/word/2020/wordml/sdtdatahash" xmlns:w16sdtfl="http://schemas.microsoft.com/office/word/2024/wordml/sdtformatlock" xmlns:w16se="http://schemas.microsoft.com/office/word/2015/wordml/symex" xmlns:wpg="http://schemas.microsoft.com/office/word/2010/wordprocessingGroup" xmlns:wpi="http://schemas.microsoft.com/office/word/2010/wordprocessingInk" xmlns:wne="http://schemas.microsoft.com/office/word/2006/wordml" xmlns:wps="http://schemas.microsoft.com/office/word/2010/wordprocessingShape" mc:Ignorable="w14 w15 w16se w16cid w16 w16cex w16sdtdh w16sdtfl w16du wp14">
+  <w:endnote w:type="separator" w:id="-1">
+    <w:p>
+      <w:pPr>
+        <w:spacing w:after="0" w:line="240" w:lineRule="auto"/>
+      </w:pPr>
+      <w:r>
+        <w:separator/>
+      </w:r>
+    </w:p>
+  </w:endnote>
+  <w:endnote w:type="continuationSeparator" w:id="0">
+    <w:p>
+      <w:pPr>
+        <w:spacing w:after="0" w:line="240" w:lineRule="auto"/>
+      </w:pPr>
+      <w:r>
+        <w:continuationSeparator/>
+      </w:r>
+    </w:p>
+  </w:endnote>
+</w:endnotes>
+</file>
+
+<file path=word/footer1.xml><?xml version="1.0" encoding="utf-8"?>
+<w:ftr xmlns:wpc="http://schemas.microsoft.com/office/word/2010/wordprocessingCanvas" xmlns:cx="http://schemas.microsoft.com/office/drawing/2014/chartex" xmlns:cx1="http://schemas.microsoft.com/office/drawing/2015/9/8/chartex" xmlns:cx2="http://schemas.microsoft.com/office/drawing/2015/10/21/chartex" xmlns:cx3="http://schemas.microsoft.com/office/drawing/2016/5/9/chartex" xmlns:cx4="http://schemas.microsoft.com/office/drawing/2016/5/10/chartex" xmlns:cx5="http://schemas.microsoft.com/office/drawing/2016/5/11/chartex" xmlns:cx6="http://schemas.microsoft.com/office/drawing/2016/5/12/chartex" xmlns:cx7="http://schemas.microsoft.com/office/drawing/2016/5/13/chartex" xmlns:cx8="http://schemas.microsoft.com/office/drawing/2016/5/14/chartex" xmlns:mc="http://schemas.openxmlformats.org/markup-compatibility/2006" xmlns:aink="http://schemas.microsoft.com/office/drawing/2016/ink" xmlns:am3d="http://schemas.microsoft.com/office/drawing/2017/model3d" xmlns:o="urn:schemas-microsoft-com:office:office" xmlns:oel="http://schemas.microsoft.com/office/2019/extlst" xmlns:r="http://schemas.openxmlformats.org/officeDocument/2006/relationships" xmlns:m="http://schemas.openxmlformats.org/officeDocument/2006/math" xmlns:v="urn:schemas-microsoft-com:vml" xmlns:wp14="http://schemas.microsoft.com/office/word/2010/wordprocessingDrawing" xmlns:wp="http://schemas.openxmlformats.org/drawingml/2006/wordprocessingDrawing" xmlns:w10="urn:schemas-microsoft-com:office:word" xmlns:w="http://schemas.openxmlformats.org/wordprocessingml/2006/main" xmlns:w14="http://schemas.microsoft.com/office/word/2010/wordml" xmlns:w15="http://schemas.microsoft.com/office/word/2012/wordml" xmlns:w16cex="http://schemas.microsoft.com/office/word/2018/wordml/cex" xmlns:w16cid="http://schemas.microsoft.com/office/word/2016/wordml/cid" xmlns:w16="http://schemas.microsoft.com/office/word/2018/wordml" xmlns:w16du="http://schemas.microsoft.com/office/word/2023/wordml/word16du" xmlns:w16sdtdh="http://schemas.microsoft.com/office/word/2020/wordml/sdtdatahash" xmlns:w16sdtfl="http://schemas.microsoft.com/office/word/2024/wordml/sdtformatlock" xmlns:w16se="http://schemas.microsoft.com/office/word/2015/wordml/symex" xmlns:wpg="http://schemas.microsoft.com/office/word/2010/wordprocessingGroup" xmlns:wpi="http://schemas.microsoft.com/office/word/2010/wordprocessingInk" xmlns:wne="http://schemas.microsoft.com/office/word/2006/wordml" xmlns:wps="http://schemas.microsoft.com/office/word/2010/wordprocessingShape" mc:Ignorable="w14 w15 w16se w16cid w16 w16cex w16sdtdh w16sdtfl w16du wp14">
+  <w:p>
+    <w:pPr>
+      <w:pStyle w:val="Footer"/>
+    </w:pPr>
+  </w:p>
+</w:ftr>
+</file>
+
+<file path=word/footer2.xml><?xml version="1.0" encoding="utf-8"?>
+<w:ftr xmlns:wpc="http://schemas.microsoft.com/office/word/2010/wordprocessingCanvas" xmlns:cx="http://schemas.microsoft.com/office/drawing/2014/chartex" xmlns:cx1="http://schemas.microsoft.com/office/drawing/2015/9/8/chartex" xmlns:cx2="http://schemas.microsoft.com/office/drawing/2015/10/21/chartex" xmlns:cx3="http://schemas.microsoft.com/office/drawing/2016/5/9/chartex" xmlns:cx4="http://schemas.microsoft.com/office/drawing/2016/5/10/chartex" xmlns:cx5="http://schemas.microsoft.com/office/drawing/2016/5/11/chartex" xmlns:cx6="http://schemas.microsoft.com/office/drawing/2016/5/12/chartex" xmlns:cx7="http://schemas.microsoft.com/office/drawing/2016/5/13/chartex" xmlns:cx8="http://schemas.microsoft.com/office/drawing/2016/5/14/chartex" xmlns:mc="http://schemas.openxmlformats.org/markup-compatibility/2006" xmlns:aink="http://schemas.microsoft.com/office/drawing/2016/ink" xmlns:am3d="http://schemas.microsoft.com/office/drawing/2017/model3d" xmlns:o="urn:schemas-microsoft-com:office:office" xmlns:oel="http://schemas.microsoft.com/office/2019/extlst" xmlns:r="http://schemas.openxmlformats.org/officeDocument/2006/relationships" xmlns:m="http://schemas.openxmlformats.org/officeDocument/2006/math" xmlns:v="urn:schemas-microsoft-com:vml" xmlns:wp14="http://schemas.microsoft.com/office/word/2010/wordprocessingDrawing" xmlns:wp="http://schemas.openxmlformats.org/drawingml/2006/wordprocessingDrawing" xmlns:w10="urn:schemas-microsoft-com:office:word" xmlns:w="http://schemas.openxmlformats.org/wordprocessingml/2006/main" xmlns:w14="http://schemas.microsoft.com/office/word/2010/wordml" xmlns:w15="http://schemas.microsoft.com/office/word/2012/wordml" xmlns:w16cex="http://schemas.microsoft.com/office/word/2018/wordml/cex" xmlns:w16cid="http://schemas.microsoft.com/office/word/2016/wordml/cid" xmlns:w16="http://schemas.microsoft.com/office/word/2018/wordml" xmlns:w16du="http://schemas.microsoft.com/office/word/2023/wordml/word16du" xmlns:w16sdtdh="http://schemas.microsoft.com/office/word/2020/wordml/sdtdatahash" xmlns:w16sdtfl="http://schemas.microsoft.com/office/word/2024/wordml/sdtformatlock" xmlns:w16se="http://schemas.microsoft.com/office/word/2015/wordml/symex" xmlns:wpg="http://schemas.microsoft.com/office/word/2010/wordprocessingGroup" xmlns:wpi="http://schemas.microsoft.com/office/word/2010/wordprocessingInk" xmlns:wne="http://schemas.microsoft.com/office/word/2006/wordml" xmlns:wps="http://schemas.microsoft.com/office/word/2010/wordprocessingShape" mc:Ignorable="w14 w15 w16se w16cid w16 w16cex w16sdtdh w16sdtfl w16du wp14">
+  <w:p>
+    <w:pPr>
+      <w:pStyle w:val="Footer"/>
+    </w:pPr>
+  </w:p>
+</w:ftr>
+</file>
+
+<file path=word/footer3.xml><?xml version="1.0" encoding="utf-8"?>
+<w:ftr xmlns:wpc="http://schemas.microsoft.com/office/word/2010/wordprocessingCanvas" xmlns:cx="http://schemas.microsoft.com/office/drawing/2014/chartex" xmlns:cx1="http://schemas.microsoft.com/office/drawing/2015/9/8/chartex" xmlns:cx2="http://schemas.microsoft.com/office/drawing/2015/10/21/chartex" xmlns:cx3="http://schemas.microsoft.com/office/drawing/2016/5/9/chartex" xmlns:cx4="http://schemas.microsoft.com/office/drawing/2016/5/10/chartex" xmlns:cx5="http://schemas.microsoft.com/office/drawing/2016/5/11/chartex" xmlns:cx6="http://schemas.microsoft.com/office/drawing/2016/5/12/chartex" xmlns:cx7="http://schemas.microsoft.com/office/drawing/2016/5/13/chartex" xmlns:cx8="http://schemas.microsoft.com/office/drawing/2016/5/14/chartex" xmlns:mc="http://schemas.openxmlformats.org/markup-compatibility/2006" xmlns:aink="http://schemas.microsoft.com/office/drawing/2016/ink" xmlns:am3d="http://schemas.microsoft.com/office/drawing/2017/model3d" xmlns:o="urn:schemas-microsoft-com:office:office" xmlns:oel="http://schemas.microsoft.com/office/2019/extlst" xmlns:r="http://schemas.openxmlformats.org/officeDocument/2006/relationships" xmlns:m="http://schemas.openxmlformats.org/officeDocument/2006/math" xmlns:v="urn:schemas-microsoft-com:vml" xmlns:wp14="http://schemas.microsoft.com/office/word/2010/wordprocessingDrawing" xmlns:wp="http://schemas.openxmlformats.org/drawingml/2006/wordprocessingDrawing" xmlns:w10="urn:schemas-microsoft-com:office:word" xmlns:w="http://schemas.openxmlformats.org/wordprocessingml/2006/main" xmlns:w14="http://schemas.microsoft.com/office/word/2010/wordml" xmlns:w15="http://schemas.microsoft.com/office/word/2012/wordml" xmlns:w16cex="http://schemas.microsoft.com/office/word/2018/wordml/cex" xmlns:w16cid="http://schemas.microsoft.com/office/word/2016/wordml/cid" xmlns:w16="http://schemas.microsoft.com/office/word/2018/wordml" xmlns:w16du="http://schemas.microsoft.com/office/word/2023/wordml/word16du" xmlns:w16sdtdh="http://schemas.microsoft.com/office/word/2020/wordml/sdtdatahash" xmlns:w16sdtfl="http://schemas.microsoft.com/office/word/2024/wordml/sdtformatlock" xmlns:w16se="http://schemas.microsoft.com/office/word/2015/wordml/symex" xmlns:wpg="http://schemas.microsoft.com/office/word/2010/wordprocessingGroup" xmlns:wpi="http://schemas.microsoft.com/office/word/2010/wordprocessingInk" xmlns:wne="http://schemas.microsoft.com/office/word/2006/wordml" xmlns:wps="http://schemas.microsoft.com/office/word/2010/wordprocessingShape" mc:Ignorable="w14 w15 w16se w16cid w16 w16cex w16sdtdh w16sdtfl w16du wp14">
+  <w:p>
+    <w:pPr>
+      <w:pStyle w:val="Footer"/>
+    </w:pPr>
+  </w:p>
+</w:ftr>
+</file>
+
+<file path=word/footnotes.xml><?xml version="1.0" encoding="utf-8"?>
+<w:footnotes xmlns:wpc="http://schemas.microsoft.com/office/word/2010/wordprocessingCanvas" xmlns:cx="http://schemas.microsoft.com/office/drawing/2014/chartex" xmlns:cx1="http://schemas.microsoft.com/office/drawing/2015/9/8/chartex" xmlns:cx2="http://schemas.microsoft.com/office/drawing/2015/10/21/chartex" xmlns:cx3="http://schemas.microsoft.com/office/drawing/2016/5/9/chartex" xmlns:cx4="http://schemas.microsoft.com/office/drawing/2016/5/10/chartex" xmlns:cx5="http://schemas.microsoft.com/office/drawing/2016/5/11/chartex" xmlns:cx6="http://schemas.microsoft.com/office/drawing/2016/5/12/chartex" xmlns:cx7="http://schemas.microsoft.com/office/drawing/2016/5/13/chartex" xmlns:cx8="http://schemas.microsoft.com/office/drawing/2016/5/14/chartex" xmlns:mc="http://schemas.openxmlformats.org/markup-compatibility/2006" xmlns:aink="http://schemas.microsoft.com/office/drawing/2016/ink" xmlns:am3d="http://schemas.microsoft.com/office/drawing/2017/model3d" xmlns:o="urn:schemas-microsoft-com:office:office" xmlns:oel="http://schemas.microsoft.com/office/2019/extlst" xmlns:r="http://schemas.openxmlformats.org/officeDocument/2006/relationships" xmlns:m="http://schemas.openxmlformats.org/officeDocument/2006/math" xmlns:v="urn:schemas-microsoft-com:vml" xmlns:wp14="http://schemas.microsoft.com/office/word/2010/wordprocessingDrawing" xmlns:wp="http://schemas.openxmlformats.org/drawingml/2006/wordprocessingDrawing" xmlns:w10="urn:schemas-microsoft-com:office:word" xmlns:w="http://schemas.openxmlformats.org/wordprocessingml/2006/main" xmlns:w14="http://schemas.microsoft.com/office/word/2010/wordml" xmlns:w15="http://schemas.microsoft.com/office/word/2012/wordml" xmlns:w16cex="http://schemas.microsoft.com/office/word/2018/wordml/cex" xmlns:w16cid="http://schemas.microsoft.com/office/word/2016/wordml/cid" xmlns:w16="http://schemas.microsoft.com/office/word/2018/wordml" xmlns:w16du="http://schemas.microsoft.com/office/word/2023/wordml/word16du" xmlns:w16sdtdh="http://schemas.microsoft.com/office/word/2020/wordml/sdtdatahash" xmlns:w16sdtfl="http://schemas.microsoft.com/office/word/2024/wordml/sdtformatlock" xmlns:w16se="http://schemas.microsoft.com/office/word/2015/wordml/symex" xmlns:wpg="http://schemas.microsoft.com/office/word/2010/wordprocessingGroup" xmlns:wpi="http://schemas.microsoft.com/office/word/2010/wordprocessingInk" xmlns:wne="http://schemas.microsoft.com/office/word/2006/wordml" xmlns:wps="http://schemas.microsoft.com/office/word/2010/wordprocessingShape" mc:Ignorable="w14 w15 w16se w16cid w16 w16cex w16sdtdh w16sdtfl w16du wp14">
+  <w:footnote w:type="separator" w:id="-1">
+    <w:p>
+      <w:pPr>
+        <w:spacing w:after="0" w:line="240" w:lineRule="auto"/>
+      </w:pPr>
+      <w:r>
+        <w:separator/>
+      </w:r>
+    </w:p>
+  </w:footnote>
+  <w:footnote w:type="continuationSeparator" w:id="0">
+    <w:p>
+      <w:pPr>
+        <w:spacing w:after="0" w:line="240" w:lineRule="auto"/>
+      </w:pPr>
+      <w:r>
+        <w:continuationSeparator/>
+      </w:r>
+    </w:p>
+  </w:footnote>
+</w:footnotes>
+</file>
+
+<file path=word/header1.xml><?xml version="1.0" encoding="utf-8"?>
+<w:hdr xmlns:wpc="http://schemas.microsoft.com/office/word/2010/wordprocessingCanvas" xmlns:cx="http://schemas.microsoft.com/office/drawing/2014/chartex" xmlns:cx1="http://schemas.microsoft.com/office/drawing/2015/9/8/chartex" xmlns:cx2="http://schemas.microsoft.com/office/drawing/2015/10/21/chartex" xmlns:cx3="http://schemas.microsoft.com/office/drawing/2016/5/9/chartex" xmlns:cx4="http://schemas.microsoft.com/office/drawing/2016/5/10/chartex" xmlns:cx5="http://schemas.microsoft.com/office/drawing/2016/5/11/chartex" xmlns:cx6="http://schemas.microsoft.com/office/drawing/2016/5/12/chartex" xmlns:cx7="http://schemas.microsoft.com/office/drawing/2016/5/13/chartex" xmlns:cx8="http://schemas.microsoft.com/office/drawing/2016/5/14/chartex" xmlns:mc="http://schemas.openxmlformats.org/markup-compatibility/2006" xmlns:aink="http://schemas.microsoft.com/office/drawing/2016/ink" xmlns:am3d="http://schemas.microsoft.com/office/drawing/2017/model3d" xmlns:o="urn:schemas-microsoft-com:office:office" xmlns:oel="http://schemas.microsoft.com/office/2019/extlst" xmlns:r="http://schemas.openxmlformats.org/officeDocument/2006/relationships" xmlns:m="http://schemas.openxmlformats.org/officeDocument/2006/math" xmlns:v="urn:schemas-microsoft-com:vml" xmlns:wp14="http://schemas.microsoft.com/office/word/2010/wordprocessingDrawing" xmlns:wp="http://schemas.openxmlformats.org/drawingml/2006/wordprocessingDrawing" xmlns:w10="urn:schemas-microsoft-com:office:word" xmlns:w="http://schemas.openxmlformats.org/wordprocessingml/2006/main" xmlns:w14="http://schemas.microsoft.com/office/word/2010/wordml" xmlns:w15="http://schemas.microsoft.com/office/word/2012/wordml" xmlns:w16cex="http://schemas.microsoft.com/office/word/2018/wordml/cex" xmlns:w16cid="http://schemas.microsoft.com/office/word/2016/wordml/cid" xmlns:w16="http://schemas.microsoft.com/office/word/2018/wordml" xmlns:w16du="http://schemas.microsoft.com/office/word/2023/wordml/word16du" xmlns:w16sdtdh="http://schemas.microsoft.com/office/word/2020/wordml/sdtdatahash" xmlns:w16sdtfl="http://schemas.microsoft.com/office/word/2024/wordml/sdtformatlock" xmlns:w16se="http://schemas.microsoft.com/office/word/2015/wordml/symex" xmlns:wpg="http://schemas.microsoft.com/office/word/2010/wordprocessingGroup" xmlns:wpi="http://schemas.microsoft.com/office/word/2010/wordprocessingInk" xmlns:wne="http://schemas.microsoft.com/office/word/2006/wordml" xmlns:wps="http://schemas.microsoft.com/office/word/2010/wordprocessingShape" mc:Ignorable="w14 w15 w16se w16cid w16 w16cex w16sdtdh w16sdtfl w16du wp14">
+  <w:p>
+    <w:pPr>
+      <w:pStyle w:val="Header"/>
+    </w:pPr>
+  </w:p>
+</w:hdr>
+</file>
+
+<file path=word/header2.xml><?xml version="1.0" encoding="utf-8"?>
+<w:hdr xmlns:wpc="http://schemas.microsoft.com/office/word/2010/wordprocessingCanvas" xmlns:cx="http://schemas.microsoft.com/office/drawing/2014/chartex" xmlns:cx1="http://schemas.microsoft.com/office/drawing/2015/9/8/chartex" xmlns:cx2="http://schemas.microsoft.com/office/drawing/2015/10/21/chartex" xmlns:cx3="http://schemas.microsoft.com/office/drawing/2016/5/9/chartex" xmlns:cx4="http://schemas.microsoft.com/office/drawing/2016/5/10/chartex" xmlns:cx5="http://schemas.microsoft.com/office/drawing/2016/5/11/chartex" xmlns:cx6="http://schemas.microsoft.com/office/drawing/2016/5/12/chartex" xmlns:cx7="http://schemas.microsoft.com/office/drawing/2016/5/13/chartex" xmlns:cx8="http://schemas.microsoft.com/office/drawing/2016/5/14/chartex" xmlns:mc="http://schemas.openxmlformats.org/markup-compatibility/2006" xmlns:aink="http://schemas.microsoft.com/office/drawing/2016/ink" xmlns:am3d="http://schemas.microsoft.com/office/drawing/2017/model3d" xmlns:o="urn:schemas-microsoft-com:office:office" xmlns:oel="http://schemas.microsoft.com/office/2019/extlst" xmlns:r="http://schemas.openxmlformats.org/officeDocument/2006/relationships" xmlns:m="http://schemas.openxmlformats.org/officeDocument/2006/math" xmlns:v="urn:schemas-microsoft-com:vml" xmlns:wp14="http://schemas.microsoft.com/office/word/2010/wordprocessingDrawing" xmlns:wp="http://schemas.openxmlformats.org/drawingml/2006/wordprocessingDrawing" xmlns:w10="urn:schemas-microsoft-com:office:word" xmlns:w="http://schemas.openxmlformats.org/wordprocessingml/2006/main" xmlns:w14="http://schemas.microsoft.com/office/word/2010/wordml" xmlns:w15="http://schemas.microsoft.com/office/word/2012/wordml" xmlns:w16cex="http://schemas.microsoft.com/office/word/2018/wordml/cex" xmlns:w16cid="http://schemas.microsoft.com/office/word/2016/wordml/cid" xmlns:w16="http://schemas.microsoft.com/office/word/2018/wordml" xmlns:w16du="http://schemas.microsoft.com/office/word/2023/wordml/word16du" xmlns:w16sdtdh="http://schemas.microsoft.com/office/word/2020/wordml/sdtdatahash" xmlns:w16sdtfl="http://schemas.microsoft.com/office/word/2024/wordml/sdtformatlock" xmlns:w16se="http://schemas.microsoft.com/office/word/2015/wordml/symex" xmlns:wpg="http://schemas.microsoft.com/office/word/2010/wordprocessingGroup" xmlns:wpi="http://schemas.microsoft.com/office/word/2010/wordprocessingInk" xmlns:wne="http://schemas.microsoft.com/office/word/2006/wordml" xmlns:wps="http://schemas.microsoft.com/office/word/2010/wordprocessingShape" mc:Ignorable="w14 w15 w16se w16cid w16 w16cex w16sdtdh w16sdtfl w16du wp14">
+  <w:p>
+    <w:pPr>
+      <w:pStyle w:val="Header"/>
+    </w:pPr>
+  </w:p>
+</w:hdr>
+</file>
+
+<file path=word/header3.xml><?xml version="1.0" encoding="utf-8"?>
+<w:hdr xmlns:wpc="http://schemas.microsoft.com/office/word/2010/wordprocessingCanvas" xmlns:cx="http://schemas.microsoft.com/office/drawing/2014/chartex" xmlns:cx1="http://schemas.microsoft.com/office/drawing/2015/9/8/chartex" xmlns:cx2="http://schemas.microsoft.com/office/drawing/2015/10/21/chartex" xmlns:cx3="http://schemas.microsoft.com/office/drawing/2016/5/9/chartex" xmlns:cx4="http://schemas.microsoft.com/office/drawing/2016/5/10/chartex" xmlns:cx5="http://schemas.microsoft.com/office/drawing/2016/5/11/chartex" xmlns:cx6="http://schemas.microsoft.com/office/drawing/2016/5/12/chartex" xmlns:cx7="http://schemas.microsoft.com/office/drawing/2016/5/13/chartex" xmlns:cx8="http://schemas.microsoft.com/office/drawing/2016/5/14/chartex" xmlns:mc="http://schemas.openxmlformats.org/markup-compatibility/2006" xmlns:aink="http://schemas.microsoft.com/office/drawing/2016/ink" xmlns:am3d="http://schemas.microsoft.com/office/drawing/2017/model3d" xmlns:o="urn:schemas-microsoft-com:office:office" xmlns:oel="http://schemas.microsoft.com/office/2019/extlst" xmlns:r="http://schemas.openxmlformats.org/officeDocument/2006/relationships" xmlns:m="http://schemas.openxmlformats.org/officeDocument/2006/math" xmlns:v="urn:schemas-microsoft-com:vml" xmlns:wp14="http://schemas.microsoft.com/office/word/2010/wordprocessingDrawing" xmlns:wp="http://schemas.openxmlformats.org/drawingml/2006/wordprocessingDrawing" xmlns:w10="urn:schemas-microsoft-com:office:word" xmlns:w="http://schemas.openxmlformats.org/wordprocessingml/2006/main" xmlns:w14="http://schemas.microsoft.com/office/word/2010/wordml" xmlns:w15="http://schemas.microsoft.com/office/word/2012/wordml" xmlns:w16cex="http://schemas.microsoft.com/office/word/2018/wordml/cex" xmlns:w16cid="http://schemas.microsoft.com/office/word/2016/wordml/cid" xmlns:w16="http://schemas.microsoft.com/office/word/2018/wordml" xmlns:w16du="http://schemas.microsoft.com/office/word/2023/wordml/word16du" xmlns:w16sdtdh="http://schemas.microsoft.com/office/word/2020/wordml/sdtdatahash" xmlns:w16sdtfl="http://schemas.microsoft.com/office/word/2024/wordml/sdtformatlock" xmlns:w16se="http://schemas.microsoft.com/office/word/2015/wordml/symex" xmlns:wpg="http://schemas.microsoft.com/office/word/2010/wordprocessingGroup" xmlns:wpi="http://schemas.microsoft.com/office/word/2010/wordprocessingInk" xmlns:wne="http://schemas.microsoft.com/office/word/2006/wordml" xmlns:wps="http://schemas.microsoft.com/office/word/2010/wordprocessingShape" mc:Ignorable="w14 w15 w16se w16cid w16 w16cex w16sdtdh w16sdtfl w16du wp14">
+  <w:p>
+    <w:pPr>
+      <w:pStyle w:val="Header"/>
+    </w:pPr>
+  </w:p>
+</w:hdr>
+</file>
+
 <file path=word/styles.xml><?xml version="1.0" encoding="utf-8"?>
-<w:styles xmlns:wp14="http://schemas.microsoft.com/office/word/2010/wordprocessingDrawing" xmlns:mc="http://schemas.openxmlformats.org/markup-compatibility/2006" xmlns:r="http://schemas.openxmlformats.org/officeDocument/2006/relationships" xmlns:w="http://schemas.openxmlformats.org/wordprocessingml/2006/main" xmlns:w14="http://schemas.microsoft.com/office/word/2010/wordml" xmlns:w15="http://schemas.microsoft.com/office/word/2012/wordml" xmlns:w16se="http://schemas.microsoft.com/office/word/2015/wordml/symex" xmlns:w16cid="http://schemas.microsoft.com/office/word/2016/wordml/cid" xmlns:w16="http://schemas.microsoft.com/office/word/2018/wordml" xmlns:w16cex="http://schemas.microsoft.com/office/word/2018/wordml/cex" xmlns:w16sdtdh="http://schemas.microsoft.com/office/word/2020/wordml/sdtdatahash" xmlns:w16sdtfl="http://schemas.microsoft.com/office/word/2024/wordml/sdtformatlock" mc:Ignorable="w14 w15 wp14 w16se w16cid w16 w16cex w16sdtdh w16sdtfl">
+<w:styles xmlns:mc="http://schemas.openxmlformats.org/markup-compatibility/2006" xmlns:r="http://schemas.openxmlformats.org/officeDocument/2006/relationships" xmlns:w="http://schemas.openxmlformats.org/wordprocessingml/2006/main" xmlns:w14="http://schemas.microsoft.com/office/word/2010/wordml" xmlns:w15="http://schemas.microsoft.com/office/word/2012/wordml" xmlns:w16cex="http://schemas.microsoft.com/office/word/2018/wordml/cex" xmlns:w16cid="http://schemas.microsoft.com/office/word/2016/wordml/cid" xmlns:w16="http://schemas.microsoft.com/office/word/2018/wordml" xmlns:w16du="http://schemas.microsoft.com/office/word/2023/wordml/word16du" xmlns:w16sdtdh="http://schemas.microsoft.com/office/word/2020/wordml/sdtdatahash" xmlns:w16sdtfl="http://schemas.microsoft.com/office/word/2024/wordml/sdtformatlock" xmlns:w16se="http://schemas.microsoft.com/office/word/2015/wordml/symex" mc:Ignorable="w14 w15 w16se w16cid w16 w16cex w16sdtdh w16sdtfl w16du">
   <w:docDefaults>
     <w:rPrDefault>
       <w:rPr>
-        <w:rFonts w:asciiTheme="minorHAnsi" w:hAnsiTheme="minorHAnsi" w:eastAsiaTheme="minorEastAsia" w:cstheme="minorBidi"/>
+        <w:rFonts w:asciiTheme="minorHAnsi" w:eastAsiaTheme="minorEastAsia" w:hAnsiTheme="minorHAnsi" w:cstheme="minorBidi"/>
         <w:sz w:val="24"/>
         <w:szCs w:val="24"/>
         <w:lang w:val="en-US" w:eastAsia="ja-JP" w:bidi="ar-SA"/>
@@ -139,17 +693,17 @@
       </w:pPr>
     </w:pPrDefault>
   </w:docDefaults>
-  <w:latentStyles w:defLockedState="0" w:defUIPriority="99" w:defSemiHidden="0" w:defUnhideWhenUsed="0" w:defQFormat="0" w:count="371">
+  <w:latentStyles w:defLockedState="0" w:defUIPriority="99" w:defSemiHidden="0" w:defUnhideWhenUsed="0" w:defQFormat="0" w:count="376">
     <w:lsdException w:name="Normal" w:uiPriority="0" w:qFormat="1"/>
     <w:lsdException w:name="heading 1" w:uiPriority="9" w:qFormat="1"/>
-    <w:lsdException w:name="heading 2" w:uiPriority="9" w:semiHidden="1" w:unhideWhenUsed="1" w:qFormat="1"/>
-    <w:lsdException w:name="heading 3" w:uiPriority="9" w:semiHidden="1" w:unhideWhenUsed="1" w:qFormat="1"/>
-    <w:lsdException w:name="heading 4" w:uiPriority="9" w:semiHidden="1" w:unhideWhenUsed="1" w:qFormat="1"/>
-    <w:lsdException w:name="heading 5" w:uiPriority="9" w:semiHidden="1" w:unhideWhenUsed="1" w:qFormat="1"/>
-    <w:lsdException w:name="heading 6" w:uiPriority="9" w:semiHidden="1" w:unhideWhenUsed="1" w:qFormat="1"/>
-    <w:lsdException w:name="heading 7" w:uiPriority="9" w:semiHidden="1" w:unhideWhenUsed="1" w:qFormat="1"/>
-    <w:lsdException w:name="heading 8" w:uiPriority="9" w:semiHidden="1" w:unhideWhenUsed="1" w:qFormat="1"/>
-    <w:lsdException w:name="heading 9" w:uiPriority="9" w:semiHidden="1" w:unhideWhenUsed="1" w:qFormat="1"/>
+    <w:lsdException w:name="heading 2" w:semiHidden="1" w:uiPriority="9" w:unhideWhenUsed="1" w:qFormat="1"/>
+    <w:lsdException w:name="heading 3" w:semiHidden="1" w:uiPriority="9" w:unhideWhenUsed="1" w:qFormat="1"/>
+    <w:lsdException w:name="heading 4" w:semiHidden="1" w:uiPriority="9" w:unhideWhenUsed="1" w:qFormat="1"/>
+    <w:lsdException w:name="heading 5" w:semiHidden="1" w:uiPriority="9" w:unhideWhenUsed="1" w:qFormat="1"/>
+    <w:lsdException w:name="heading 6" w:semiHidden="1" w:uiPriority="9" w:unhideWhenUsed="1" w:qFormat="1"/>
+    <w:lsdException w:name="heading 7" w:semiHidden="1" w:uiPriority="9" w:unhideWhenUsed="1" w:qFormat="1"/>
+    <w:lsdException w:name="heading 8" w:semiHidden="1" w:uiPriority="9" w:unhideWhenUsed="1" w:qFormat="1"/>
+    <w:lsdException w:name="heading 9" w:semiHidden="1" w:uiPriority="9" w:unhideWhenUsed="1" w:qFormat="1"/>
     <w:lsdException w:name="index 1" w:semiHidden="1" w:unhideWhenUsed="1"/>
     <w:lsdException w:name="index 2" w:semiHidden="1" w:unhideWhenUsed="1"/>
     <w:lsdException w:name="index 3" w:semiHidden="1" w:unhideWhenUsed="1"/>
@@ -159,22 +713,22 @@
     <w:lsdException w:name="index 7" w:semiHidden="1" w:unhideWhenUsed="1"/>
     <w:lsdException w:name="index 8" w:semiHidden="1" w:unhideWhenUsed="1"/>
     <w:lsdException w:name="index 9" w:semiHidden="1" w:unhideWhenUsed="1"/>
-    <w:lsdException w:name="toc 1" w:uiPriority="39" w:semiHidden="1" w:unhideWhenUsed="1"/>
-    <w:lsdException w:name="toc 2" w:uiPriority="39" w:semiHidden="1" w:unhideWhenUsed="1"/>
-    <w:lsdException w:name="toc 3" w:uiPriority="39" w:semiHidden="1" w:unhideWhenUsed="1"/>
-    <w:lsdException w:name="toc 4" w:uiPriority="39" w:semiHidden="1" w:unhideWhenUsed="1"/>
-    <w:lsdException w:name="toc 5" w:uiPriority="39" w:semiHidden="1" w:unhideWhenUsed="1"/>
-    <w:lsdException w:name="toc 6" w:uiPriority="39" w:semiHidden="1" w:unhideWhenUsed="1"/>
-    <w:lsdException w:name="toc 7" w:uiPriority="39" w:semiHidden="1" w:unhideWhenUsed="1"/>
-    <w:lsdException w:name="toc 8" w:uiPriority="39" w:semiHidden="1" w:unhideWhenUsed="1"/>
-    <w:lsdException w:name="toc 9" w:uiPriority="39" w:semiHidden="1" w:unhideWhenUsed="1"/>
+    <w:lsdException w:name="toc 1" w:semiHidden="1" w:uiPriority="39" w:unhideWhenUsed="1"/>
+    <w:lsdException w:name="toc 2" w:semiHidden="1" w:uiPriority="39" w:unhideWhenUsed="1"/>
+    <w:lsdException w:name="toc 3" w:semiHidden="1" w:uiPriority="39" w:unhideWhenUsed="1"/>
+    <w:lsdException w:name="toc 4" w:semiHidden="1" w:uiPriority="39" w:unhideWhenUsed="1"/>
+    <w:lsdException w:name="toc 5" w:semiHidden="1" w:uiPriority="39" w:unhideWhenUsed="1"/>
+    <w:lsdException w:name="toc 6" w:semiHidden="1" w:uiPriority="39" w:unhideWhenUsed="1"/>
+    <w:lsdException w:name="toc 7" w:semiHidden="1" w:uiPriority="39" w:unhideWhenUsed="1"/>
+    <w:lsdException w:name="toc 8" w:semiHidden="1" w:uiPriority="39" w:unhideWhenUsed="1"/>
+    <w:lsdException w:name="toc 9" w:semiHidden="1" w:uiPriority="39" w:unhideWhenUsed="1"/>
     <w:lsdException w:name="Normal Indent" w:semiHidden="1" w:unhideWhenUsed="1"/>
     <w:lsdException w:name="footnote text" w:semiHidden="1" w:unhideWhenUsed="1"/>
     <w:lsdException w:name="annotation text" w:semiHidden="1" w:unhideWhenUsed="1"/>
     <w:lsdException w:name="header" w:semiHidden="1" w:unhideWhenUsed="1"/>
     <w:lsdException w:name="footer" w:semiHidden="1" w:unhideWhenUsed="1"/>
     <w:lsdException w:name="index heading" w:semiHidden="1" w:unhideWhenUsed="1"/>
-    <w:lsdException w:name="caption" w:uiPriority="35" w:semiHidden="1" w:unhideWhenUsed="1" w:qFormat="1"/>
+    <w:lsdException w:name="caption" w:semiHidden="1" w:uiPriority="35" w:unhideWhenUsed="1" w:qFormat="1"/>
     <w:lsdException w:name="table of figures" w:semiHidden="1" w:unhideWhenUsed="1"/>
     <w:lsdException w:name="envelope address" w:semiHidden="1" w:unhideWhenUsed="1"/>
     <w:lsdException w:name="envelope return" w:semiHidden="1" w:unhideWhenUsed="1"/>
@@ -205,7 +759,7 @@
     <w:lsdException w:name="Title" w:uiPriority="10" w:qFormat="1"/>
     <w:lsdException w:name="Closing" w:semiHidden="1" w:unhideWhenUsed="1"/>
     <w:lsdException w:name="Signature" w:semiHidden="1" w:unhideWhenUsed="1"/>
-    <w:lsdException w:name="Default Paragraph Font" w:uiPriority="1" w:semiHidden="1" w:unhideWhenUsed="1"/>
+    <w:lsdException w:name="Default Paragraph Font" w:semiHidden="1" w:uiPriority="1" w:unhideWhenUsed="1"/>
     <w:lsdException w:name="Body Text" w:semiHidden="1" w:unhideWhenUsed="1"/>
     <w:lsdException w:name="Body Text Indent" w:semiHidden="1" w:unhideWhenUsed="1"/>
     <w:lsdException w:name="List Continue" w:semiHidden="1" w:unhideWhenUsed="1"/>
@@ -405,8 +959,8 @@
     <w:lsdException w:name="Subtle Reference" w:uiPriority="31" w:qFormat="1"/>
     <w:lsdException w:name="Intense Reference" w:uiPriority="32" w:qFormat="1"/>
     <w:lsdException w:name="Book Title" w:uiPriority="33" w:qFormat="1"/>
-    <w:lsdException w:name="Bibliography" w:uiPriority="37" w:semiHidden="1" w:unhideWhenUsed="1"/>
-    <w:lsdException w:name="TOC Heading" w:uiPriority="39" w:semiHidden="1" w:unhideWhenUsed="1" w:qFormat="1"/>
+    <w:lsdException w:name="Bibliography" w:semiHidden="1" w:uiPriority="37" w:unhideWhenUsed="1"/>
+    <w:lsdException w:name="TOC Heading" w:semiHidden="1" w:uiPriority="39" w:unhideWhenUsed="1" w:qFormat="1"/>
     <w:lsdException w:name="Plain Table 1" w:uiPriority="41"/>
     <w:lsdException w:name="Plain Table 2" w:uiPriority="42"/>
     <w:lsdException w:name="Plain Table 3" w:uiPriority="43"/>
@@ -511,18 +1065,23 @@
     <w:lsdException w:name="List Table 5 Dark Accent 6" w:uiPriority="50"/>
     <w:lsdException w:name="List Table 6 Colorful Accent 6" w:uiPriority="51"/>
     <w:lsdException w:name="List Table 7 Colorful Accent 6" w:uiPriority="52"/>
+    <w:lsdException w:name="Mention" w:semiHidden="1" w:unhideWhenUsed="1"/>
+    <w:lsdException w:name="Smart Hyperlink" w:semiHidden="1" w:unhideWhenUsed="1"/>
+    <w:lsdException w:name="Hashtag" w:semiHidden="1" w:unhideWhenUsed="1"/>
+    <w:lsdException w:name="Unresolved Mention" w:semiHidden="1" w:unhideWhenUsed="1"/>
+    <w:lsdException w:name="Smart Link" w:semiHidden="1" w:unhideWhenUsed="1"/>
   </w:latentStyles>
-  <w:style w:type="paragraph" w:styleId="Normal" w:default="1">
+  <w:style w:type="paragraph" w:default="1" w:styleId="Normal">
     <w:name w:val="Normal"/>
     <w:qFormat/>
   </w:style>
-  <w:style w:type="character" w:styleId="DefaultParagraphFont" w:default="1">
+  <w:style w:type="character" w:default="1" w:styleId="DefaultParagraphFont">
     <w:name w:val="Default Paragraph Font"/>
     <w:uiPriority w:val="1"/>
     <w:semiHidden/>
     <w:unhideWhenUsed/>
   </w:style>
-  <w:style w:type="table" w:styleId="TableNormal" w:default="1">
+  <w:style w:type="table" w:default="1" w:styleId="TableNormal">
     <w:name w:val="Normal Table"/>
     <w:uiPriority w:val="99"/>
     <w:semiHidden/>
@@ -537,17 +1096,61 @@
       </w:tblCellMar>
     </w:tblPr>
   </w:style>
-  <w:style w:type="numbering" w:styleId="NoList" w:default="1">
+  <w:style w:type="numbering" w:default="1" w:styleId="NoList">
     <w:name w:val="No List"/>
     <w:uiPriority w:val="99"/>
     <w:semiHidden/>
     <w:unhideWhenUsed/>
   </w:style>
+  <w:style w:type="paragraph" w:styleId="Header">
+    <w:name w:val="header"/>
+    <w:basedOn w:val="Normal"/>
+    <w:link w:val="HeaderChar"/>
+    <w:uiPriority w:val="99"/>
+    <w:unhideWhenUsed/>
+    <w:rsid w:val="00A71F69"/>
+    <w:pPr>
+      <w:tabs>
+        <w:tab w:val="center" w:pos="4513"/>
+        <w:tab w:val="right" w:pos="9026"/>
+      </w:tabs>
+      <w:spacing w:after="0" w:line="240" w:lineRule="auto"/>
+    </w:pPr>
+  </w:style>
+  <w:style w:type="character" w:customStyle="1" w:styleId="HeaderChar">
+    <w:name w:val="Header Char"/>
+    <w:basedOn w:val="DefaultParagraphFont"/>
+    <w:link w:val="Header"/>
+    <w:uiPriority w:val="99"/>
+    <w:rsid w:val="00A71F69"/>
+  </w:style>
+  <w:style w:type="paragraph" w:styleId="Footer">
+    <w:name w:val="footer"/>
+    <w:basedOn w:val="Normal"/>
+    <w:link w:val="FooterChar"/>
+    <w:uiPriority w:val="99"/>
+    <w:unhideWhenUsed/>
+    <w:rsid w:val="00A71F69"/>
+    <w:pPr>
+      <w:tabs>
+        <w:tab w:val="center" w:pos="4513"/>
+        <w:tab w:val="right" w:pos="9026"/>
+      </w:tabs>
+      <w:spacing w:after="0" w:line="240" w:lineRule="auto"/>
+    </w:pPr>
+  </w:style>
+  <w:style w:type="character" w:customStyle="1" w:styleId="FooterChar">
+    <w:name w:val="Footer Char"/>
+    <w:basedOn w:val="DefaultParagraphFont"/>
+    <w:link w:val="Footer"/>
+    <w:uiPriority w:val="99"/>
+    <w:rsid w:val="00A71F69"/>
+  </w:style>
 </w:styles>
 </file>
 
 <file path=word/theme/theme1.xml><?xml version="1.0" encoding="utf-8"?>
-<a:theme xmlns:thm15="http://schemas.microsoft.com/office/thememl/2012/main" xmlns:a="http://schemas.openxmlformats.org/drawingml/2006/main" name="Office Theme">
+<a:theme xmlns:a="http://schemas.openxmlformats.org/drawingml/2006/main" name="Office Theme">
   <a:themeElements>
     <a:clrScheme name="Office">
       <a:dk1>
@@ -805,4 +1408,16 @@
     </a:ext>
   </a:extLst>
 </a:theme>
+</file>
+
+<file path=customXml/item1.xml><?xml version="1.0" encoding="utf-8"?>
+<b:Sources xmlns:b="http://schemas.openxmlformats.org/officeDocument/2006/bibliography" xmlns="http://schemas.openxmlformats.org/officeDocument/2006/bibliography" SelectedStyle="/APASixthEditionOfficeOnline.xsl" StyleName="APA" Version="6"/>
+</file>
+
+<file path=customXml/itemProps1.xml><?xml version="1.0" encoding="utf-8"?>
+<ds:datastoreItem xmlns:ds="http://schemas.openxmlformats.org/officeDocument/2006/customXml" ds:itemID="{E4F6576E-7CA3-204C-B576-09D0BD848ADB}">
+  <ds:schemaRefs>
+    <ds:schemaRef ds:uri="http://schemas.openxmlformats.org/officeDocument/2006/bibliography"/>
+  </ds:schemaRefs>
+</ds:datastoreItem>
 </file>